--- a/public/templates/achievement-quantification-worksheet.docx
+++ b/public/templates/achievement-quantification-worksheet.docx
@@ -439,7 +439,7 @@
         <w:pStyle w:val="FirstParagraph"/>
       </w:pPr>
       <w:r>
-        <w:t xml:space="preserve">Want this done with you? Our build flags where a real number would help and asks you to supply it. $49 one-time · adaptiveresume.com</w:t>
+        <w:t xml:space="preserve">Want this done with you? Our build flags where a real number would help and asks you to supply it. From $79 for a 90-day pass · adaptiveresume.com</w:t>
       </w:r>
     </w:p>
     <w:bookmarkEnd w:id="12"/>

--- a/public/templates/achievement-quantification-worksheet.docx
+++ b/public/templates/achievement-quantification-worksheet.docx
@@ -439,7 +439,7 @@
         <w:pStyle w:val="FirstParagraph"/>
       </w:pPr>
       <w:r>
-        <w:t xml:space="preserve">Want this done with you? Our build flags where a real number would help and asks you to supply it. From $79 for a 90-day pass · adaptiveresume.com</w:t>
+        <w:t xml:space="preserve">Want this done with you? Our build flags where a real number would help and asks you to supply it. From $29, one payment · adaptiveresume.com</w:t>
       </w:r>
     </w:p>
     <w:bookmarkEnd w:id="12"/>

--- a/public/templates/achievement-quantification-worksheet.docx
+++ b/public/templates/achievement-quantification-worksheet.docx
@@ -439,7 +439,7 @@
         <w:pStyle w:val="FirstParagraph"/>
       </w:pPr>
       <w:r>
-        <w:t xml:space="preserve">Want this done with you? Our build flags where a real number would help and asks you to supply it. From $29, one payment · adaptiveresume.com</w:t>
+        <w:t xml:space="preserve">Want this done with you? Our build flags where a real number would help and asks you to supply it. Builds start at $29, paid once. adaptiveresume.com</w:t>
       </w:r>
     </w:p>
     <w:bookmarkEnd w:id="12"/>
